--- a/11.BitManipulation/70 Bitwise DP - Counting Bits Optimization.docx
+++ b/11.BitManipulation/70 Bitwise DP - Counting Bits Optimization.docx
@@ -46,6 +46,7 @@
         </w:rPr>
         <w:t>-&gt;</w:t>
       </w:r>
+      <w:proofErr w:type="spellStart"/>
       <w:r>
         <w:rPr>
           <w:b/>
@@ -53,6 +54,7 @@
         </w:rPr>
         <w:t>i</w:t>
       </w:r>
+      <w:proofErr w:type="spellEnd"/>
       <w:r>
         <w:rPr>
           <w:b/>
@@ -65,7 +67,21 @@
           <w:b/>
           <w:bCs/>
         </w:rPr>
-        <w:t>number without the last 1 bit=&gt;n/2</w:t>
+        <w:t>number without the last 1 bit</w:t>
+      </w:r>
+      <w:r>
+        <w:rPr>
+          <w:b/>
+          <w:bCs/>
+        </w:rPr>
+        <w:t xml:space="preserve">  it is similar to </w:t>
+      </w:r>
+      <w:r>
+        <w:rPr>
+          <w:b/>
+          <w:bCs/>
+        </w:rPr>
+        <w:t>n/2</w:t>
       </w:r>
     </w:p>
     <w:p>
@@ -83,56 +99,1071 @@
         <w:t>-&gt; i&amp;1 checks whether the bit is 1 or not and returns the same</w:t>
       </w:r>
     </w:p>
-    <w:p>
-      <w:r>
-        <w:t>class Solution {</w:t>
-      </w:r>
-    </w:p>
-    <w:p>
-      <w:r>
-        <w:t>    public int[] countBits(int n) {</w:t>
-      </w:r>
-    </w:p>
-    <w:p>
-      <w:r>
-        <w:t>        int res[] = new int[n+1];</w:t>
-      </w:r>
-    </w:p>
-    <w:p>
-      <w:r>
-        <w:t>        for(int i = 0 ;i &lt;=n;i++)</w:t>
-      </w:r>
-    </w:p>
-    <w:p>
-      <w:r>
-        <w:t>        {</w:t>
-      </w:r>
-    </w:p>
-    <w:p>
-      <w:r>
-        <w:t>            res[i] = res[i&gt;&gt;1]+(i&amp;1);</w:t>
-      </w:r>
-    </w:p>
-    <w:p>
-      <w:r>
-        <w:t>        }</w:t>
-      </w:r>
-    </w:p>
-    <w:p>
-      <w:r>
-        <w:t xml:space="preserve">        return res;   </w:t>
-      </w:r>
-    </w:p>
-    <w:p>
-      <w:r>
-        <w:t>    }</w:t>
-      </w:r>
-    </w:p>
-    <w:p>
-      <w:r>
-        <w:t>}</w:t>
-      </w:r>
-    </w:p>
+    <w:tbl>
+      <w:tblPr>
+        <w:tblStyle w:val="TableGrid"/>
+        <w:tblW w:w="0" w:type="auto"/>
+        <w:tblLook w:val="04A0" w:firstRow="1" w:lastRow="0" w:firstColumn="1" w:lastColumn="0" w:noHBand="0" w:noVBand="1"/>
+      </w:tblPr>
+      <w:tblGrid>
+        <w:gridCol w:w="338"/>
+        <w:gridCol w:w="852"/>
+        <w:gridCol w:w="636"/>
+        <w:gridCol w:w="1710"/>
+        <w:gridCol w:w="787"/>
+      </w:tblGrid>
+      <w:tr>
+        <w:tc>
+          <w:tcPr>
+            <w:tcW w:w="0" w:type="auto"/>
+            <w:hideMark/>
+          </w:tcPr>
+          <w:p>
+            <w:pPr>
+              <w:spacing w:after="160" w:line="278" w:lineRule="auto"/>
+              <w:rPr>
+                <w:b/>
+                <w:bCs/>
+              </w:rPr>
+            </w:pPr>
+            <w:proofErr w:type="spellStart"/>
+            <w:r>
+              <w:rPr>
+                <w:b/>
+                <w:bCs/>
+              </w:rPr>
+              <w:t>i</w:t>
+            </w:r>
+            <w:proofErr w:type="spellEnd"/>
+          </w:p>
+        </w:tc>
+        <w:tc>
+          <w:tcPr>
+            <w:tcW w:w="0" w:type="auto"/>
+            <w:hideMark/>
+          </w:tcPr>
+          <w:p>
+            <w:pPr>
+              <w:spacing w:after="160" w:line="278" w:lineRule="auto"/>
+              <w:rPr>
+                <w:b/>
+                <w:bCs/>
+              </w:rPr>
+            </w:pPr>
+            <w:r>
+              <w:rPr>
+                <w:b/>
+                <w:bCs/>
+              </w:rPr>
+              <w:t>binary</w:t>
+            </w:r>
+          </w:p>
+        </w:tc>
+        <w:tc>
+          <w:tcPr>
+            <w:tcW w:w="0" w:type="auto"/>
+            <w:hideMark/>
+          </w:tcPr>
+          <w:p>
+            <w:pPr>
+              <w:spacing w:after="160" w:line="278" w:lineRule="auto"/>
+              <w:rPr>
+                <w:b/>
+                <w:bCs/>
+              </w:rPr>
+            </w:pPr>
+            <w:proofErr w:type="spellStart"/>
+            <w:r>
+              <w:rPr>
+                <w:b/>
+                <w:bCs/>
+              </w:rPr>
+              <w:t>i</w:t>
+            </w:r>
+            <w:proofErr w:type="spellEnd"/>
+            <w:r>
+              <w:rPr>
+                <w:b/>
+                <w:bCs/>
+              </w:rPr>
+              <w:t>&gt;&gt;1</w:t>
+            </w:r>
+          </w:p>
+        </w:tc>
+        <w:tc>
+          <w:tcPr>
+            <w:tcW w:w="0" w:type="auto"/>
+            <w:hideMark/>
+          </w:tcPr>
+          <w:p>
+            <w:pPr>
+              <w:spacing w:after="160" w:line="278" w:lineRule="auto"/>
+              <w:rPr>
+                <w:b/>
+                <w:bCs/>
+              </w:rPr>
+            </w:pPr>
+            <w:r>
+              <w:rPr>
+                <w:b/>
+                <w:bCs/>
+              </w:rPr>
+              <w:t>Formula</w:t>
+            </w:r>
+          </w:p>
+          <w:p>
+            <w:pPr>
+              <w:spacing w:after="160" w:line="278" w:lineRule="auto"/>
+              <w:rPr>
+                <w:b/>
+                <w:bCs/>
+              </w:rPr>
+            </w:pPr>
+            <w:r>
+              <w:rPr>
+                <w:b/>
+                <w:bCs/>
+              </w:rPr>
+              <w:t>res[</w:t>
+            </w:r>
+            <w:proofErr w:type="spellStart"/>
+            <w:r>
+              <w:rPr>
+                <w:b/>
+                <w:bCs/>
+              </w:rPr>
+              <w:t>i</w:t>
+            </w:r>
+            <w:proofErr w:type="spellEnd"/>
+            <w:r>
+              <w:rPr>
+                <w:b/>
+                <w:bCs/>
+              </w:rPr>
+              <w:t>&gt;&gt;1]+(i&amp;1)</w:t>
+            </w:r>
+          </w:p>
+        </w:tc>
+        <w:tc>
+          <w:tcPr>
+            <w:tcW w:w="0" w:type="auto"/>
+            <w:hideMark/>
+          </w:tcPr>
+          <w:p>
+            <w:pPr>
+              <w:spacing w:after="160" w:line="278" w:lineRule="auto"/>
+              <w:rPr>
+                <w:b/>
+                <w:bCs/>
+              </w:rPr>
+            </w:pPr>
+            <w:r>
+              <w:rPr>
+                <w:b/>
+                <w:bCs/>
+              </w:rPr>
+              <w:t>result</w:t>
+            </w:r>
+          </w:p>
+        </w:tc>
+      </w:tr>
+      <w:tr>
+        <w:tc>
+          <w:tcPr>
+            <w:tcW w:w="0" w:type="auto"/>
+            <w:hideMark/>
+          </w:tcPr>
+          <w:p>
+            <w:pPr>
+              <w:spacing w:after="160" w:line="278" w:lineRule="auto"/>
+              <w:rPr>
+                <w:b/>
+                <w:bCs/>
+              </w:rPr>
+            </w:pPr>
+            <w:r>
+              <w:rPr>
+                <w:b/>
+                <w:bCs/>
+              </w:rPr>
+              <w:t>0</w:t>
+            </w:r>
+          </w:p>
+        </w:tc>
+        <w:tc>
+          <w:tcPr>
+            <w:tcW w:w="0" w:type="auto"/>
+            <w:hideMark/>
+          </w:tcPr>
+          <w:p>
+            <w:pPr>
+              <w:spacing w:after="160" w:line="278" w:lineRule="auto"/>
+              <w:rPr>
+                <w:b/>
+                <w:bCs/>
+              </w:rPr>
+            </w:pPr>
+            <w:r>
+              <w:rPr>
+                <w:b/>
+                <w:bCs/>
+              </w:rPr>
+              <w:t>0</w:t>
+            </w:r>
+          </w:p>
+        </w:tc>
+        <w:tc>
+          <w:tcPr>
+            <w:tcW w:w="0" w:type="auto"/>
+            <w:hideMark/>
+          </w:tcPr>
+          <w:p>
+            <w:pPr>
+              <w:spacing w:after="160" w:line="278" w:lineRule="auto"/>
+              <w:rPr>
+                <w:b/>
+                <w:bCs/>
+              </w:rPr>
+            </w:pPr>
+            <w:r>
+              <w:rPr>
+                <w:b/>
+                <w:bCs/>
+              </w:rPr>
+              <w:t>-</w:t>
+            </w:r>
+          </w:p>
+        </w:tc>
+        <w:tc>
+          <w:tcPr>
+            <w:tcW w:w="0" w:type="auto"/>
+            <w:hideMark/>
+          </w:tcPr>
+          <w:p>
+            <w:pPr>
+              <w:spacing w:after="160" w:line="278" w:lineRule="auto"/>
+              <w:rPr>
+                <w:b/>
+                <w:bCs/>
+              </w:rPr>
+            </w:pPr>
+            <w:r>
+              <w:rPr>
+                <w:b/>
+                <w:bCs/>
+              </w:rPr>
+              <w:t>-</w:t>
+            </w:r>
+          </w:p>
+        </w:tc>
+        <w:tc>
+          <w:tcPr>
+            <w:tcW w:w="0" w:type="auto"/>
+            <w:hideMark/>
+          </w:tcPr>
+          <w:p>
+            <w:pPr>
+              <w:spacing w:after="160" w:line="278" w:lineRule="auto"/>
+              <w:rPr>
+                <w:b/>
+                <w:bCs/>
+              </w:rPr>
+            </w:pPr>
+            <w:r>
+              <w:rPr>
+                <w:b/>
+                <w:bCs/>
+              </w:rPr>
+              <w:t>0</w:t>
+            </w:r>
+          </w:p>
+        </w:tc>
+      </w:tr>
+      <w:tr>
+        <w:tc>
+          <w:tcPr>
+            <w:tcW w:w="0" w:type="auto"/>
+            <w:hideMark/>
+          </w:tcPr>
+          <w:p>
+            <w:pPr>
+              <w:spacing w:after="160" w:line="278" w:lineRule="auto"/>
+              <w:rPr>
+                <w:b/>
+                <w:bCs/>
+              </w:rPr>
+            </w:pPr>
+            <w:r>
+              <w:rPr>
+                <w:b/>
+                <w:bCs/>
+              </w:rPr>
+              <w:t>1</w:t>
+            </w:r>
+          </w:p>
+        </w:tc>
+        <w:tc>
+          <w:tcPr>
+            <w:tcW w:w="0" w:type="auto"/>
+            <w:hideMark/>
+          </w:tcPr>
+          <w:p>
+            <w:pPr>
+              <w:spacing w:after="160" w:line="278" w:lineRule="auto"/>
+              <w:rPr>
+                <w:b/>
+                <w:bCs/>
+              </w:rPr>
+            </w:pPr>
+            <w:r>
+              <w:rPr>
+                <w:b/>
+                <w:bCs/>
+              </w:rPr>
+              <w:t>1</w:t>
+            </w:r>
+          </w:p>
+        </w:tc>
+        <w:tc>
+          <w:tcPr>
+            <w:tcW w:w="0" w:type="auto"/>
+            <w:hideMark/>
+          </w:tcPr>
+          <w:p>
+            <w:pPr>
+              <w:spacing w:after="160" w:line="278" w:lineRule="auto"/>
+              <w:rPr>
+                <w:b/>
+                <w:bCs/>
+              </w:rPr>
+            </w:pPr>
+            <w:r>
+              <w:rPr>
+                <w:b/>
+                <w:bCs/>
+              </w:rPr>
+              <w:t>0</w:t>
+            </w:r>
+          </w:p>
+        </w:tc>
+        <w:tc>
+          <w:tcPr>
+            <w:tcW w:w="0" w:type="auto"/>
+            <w:hideMark/>
+          </w:tcPr>
+          <w:p>
+            <w:pPr>
+              <w:spacing w:after="160" w:line="278" w:lineRule="auto"/>
+              <w:rPr>
+                <w:b/>
+                <w:bCs/>
+              </w:rPr>
+            </w:pPr>
+            <w:r>
+              <w:rPr>
+                <w:b/>
+                <w:bCs/>
+              </w:rPr>
+              <w:t>res[0]+1</w:t>
+            </w:r>
+          </w:p>
+        </w:tc>
+        <w:tc>
+          <w:tcPr>
+            <w:tcW w:w="0" w:type="auto"/>
+            <w:hideMark/>
+          </w:tcPr>
+          <w:p>
+            <w:pPr>
+              <w:spacing w:after="160" w:line="278" w:lineRule="auto"/>
+              <w:rPr>
+                <w:b/>
+                <w:bCs/>
+              </w:rPr>
+            </w:pPr>
+            <w:r>
+              <w:rPr>
+                <w:b/>
+                <w:bCs/>
+              </w:rPr>
+              <w:t>1</w:t>
+            </w:r>
+          </w:p>
+        </w:tc>
+      </w:tr>
+      <w:tr>
+        <w:tc>
+          <w:tcPr>
+            <w:tcW w:w="0" w:type="auto"/>
+            <w:hideMark/>
+          </w:tcPr>
+          <w:p>
+            <w:pPr>
+              <w:spacing w:after="160" w:line="278" w:lineRule="auto"/>
+              <w:rPr>
+                <w:b/>
+                <w:bCs/>
+              </w:rPr>
+            </w:pPr>
+            <w:r>
+              <w:rPr>
+                <w:b/>
+                <w:bCs/>
+              </w:rPr>
+              <w:t>2</w:t>
+            </w:r>
+          </w:p>
+        </w:tc>
+        <w:tc>
+          <w:tcPr>
+            <w:tcW w:w="0" w:type="auto"/>
+            <w:hideMark/>
+          </w:tcPr>
+          <w:p>
+            <w:pPr>
+              <w:spacing w:after="160" w:line="278" w:lineRule="auto"/>
+              <w:rPr>
+                <w:b/>
+                <w:bCs/>
+              </w:rPr>
+            </w:pPr>
+            <w:r>
+              <w:rPr>
+                <w:b/>
+                <w:bCs/>
+              </w:rPr>
+              <w:t>10</w:t>
+            </w:r>
+          </w:p>
+        </w:tc>
+        <w:tc>
+          <w:tcPr>
+            <w:tcW w:w="0" w:type="auto"/>
+            <w:hideMark/>
+          </w:tcPr>
+          <w:p>
+            <w:pPr>
+              <w:spacing w:after="160" w:line="278" w:lineRule="auto"/>
+              <w:rPr>
+                <w:b/>
+                <w:bCs/>
+              </w:rPr>
+            </w:pPr>
+            <w:r>
+              <w:rPr>
+                <w:b/>
+                <w:bCs/>
+              </w:rPr>
+              <w:t>1</w:t>
+            </w:r>
+          </w:p>
+        </w:tc>
+        <w:tc>
+          <w:tcPr>
+            <w:tcW w:w="0" w:type="auto"/>
+            <w:hideMark/>
+          </w:tcPr>
+          <w:p>
+            <w:pPr>
+              <w:spacing w:after="160" w:line="278" w:lineRule="auto"/>
+              <w:rPr>
+                <w:b/>
+                <w:bCs/>
+              </w:rPr>
+            </w:pPr>
+            <w:r>
+              <w:rPr>
+                <w:b/>
+                <w:bCs/>
+              </w:rPr>
+              <w:t>res[1]+0</w:t>
+            </w:r>
+          </w:p>
+        </w:tc>
+        <w:tc>
+          <w:tcPr>
+            <w:tcW w:w="0" w:type="auto"/>
+            <w:hideMark/>
+          </w:tcPr>
+          <w:p>
+            <w:pPr>
+              <w:spacing w:after="160" w:line="278" w:lineRule="auto"/>
+              <w:rPr>
+                <w:b/>
+                <w:bCs/>
+              </w:rPr>
+            </w:pPr>
+            <w:r>
+              <w:rPr>
+                <w:b/>
+                <w:bCs/>
+              </w:rPr>
+              <w:t>1</w:t>
+            </w:r>
+          </w:p>
+        </w:tc>
+      </w:tr>
+      <w:tr>
+        <w:tc>
+          <w:tcPr>
+            <w:tcW w:w="0" w:type="auto"/>
+            <w:hideMark/>
+          </w:tcPr>
+          <w:p>
+            <w:pPr>
+              <w:spacing w:after="160" w:line="278" w:lineRule="auto"/>
+              <w:rPr>
+                <w:b/>
+                <w:bCs/>
+              </w:rPr>
+            </w:pPr>
+            <w:r>
+              <w:rPr>
+                <w:b/>
+                <w:bCs/>
+              </w:rPr>
+              <w:t>3</w:t>
+            </w:r>
+          </w:p>
+        </w:tc>
+        <w:tc>
+          <w:tcPr>
+            <w:tcW w:w="0" w:type="auto"/>
+            <w:hideMark/>
+          </w:tcPr>
+          <w:p>
+            <w:pPr>
+              <w:spacing w:after="160" w:line="278" w:lineRule="auto"/>
+              <w:rPr>
+                <w:b/>
+                <w:bCs/>
+              </w:rPr>
+            </w:pPr>
+            <w:r>
+              <w:rPr>
+                <w:b/>
+                <w:bCs/>
+              </w:rPr>
+              <w:t>11</w:t>
+            </w:r>
+          </w:p>
+        </w:tc>
+        <w:tc>
+          <w:tcPr>
+            <w:tcW w:w="0" w:type="auto"/>
+            <w:hideMark/>
+          </w:tcPr>
+          <w:p>
+            <w:pPr>
+              <w:spacing w:after="160" w:line="278" w:lineRule="auto"/>
+              <w:rPr>
+                <w:b/>
+                <w:bCs/>
+              </w:rPr>
+            </w:pPr>
+            <w:r>
+              <w:rPr>
+                <w:b/>
+                <w:bCs/>
+              </w:rPr>
+              <w:t>1</w:t>
+            </w:r>
+          </w:p>
+        </w:tc>
+        <w:tc>
+          <w:tcPr>
+            <w:tcW w:w="0" w:type="auto"/>
+            <w:hideMark/>
+          </w:tcPr>
+          <w:p>
+            <w:pPr>
+              <w:spacing w:after="160" w:line="278" w:lineRule="auto"/>
+              <w:rPr>
+                <w:b/>
+                <w:bCs/>
+              </w:rPr>
+            </w:pPr>
+            <w:r>
+              <w:rPr>
+                <w:b/>
+                <w:bCs/>
+              </w:rPr>
+              <w:t>res[1]+1</w:t>
+            </w:r>
+          </w:p>
+        </w:tc>
+        <w:tc>
+          <w:tcPr>
+            <w:tcW w:w="0" w:type="auto"/>
+            <w:hideMark/>
+          </w:tcPr>
+          <w:p>
+            <w:pPr>
+              <w:spacing w:after="160" w:line="278" w:lineRule="auto"/>
+              <w:rPr>
+                <w:b/>
+                <w:bCs/>
+              </w:rPr>
+            </w:pPr>
+            <w:r>
+              <w:rPr>
+                <w:b/>
+                <w:bCs/>
+              </w:rPr>
+              <w:t>2</w:t>
+            </w:r>
+          </w:p>
+        </w:tc>
+      </w:tr>
+      <w:tr>
+        <w:tc>
+          <w:tcPr>
+            <w:tcW w:w="0" w:type="auto"/>
+            <w:hideMark/>
+          </w:tcPr>
+          <w:p>
+            <w:pPr>
+              <w:spacing w:after="160" w:line="278" w:lineRule="auto"/>
+              <w:rPr>
+                <w:b/>
+                <w:bCs/>
+              </w:rPr>
+            </w:pPr>
+            <w:r>
+              <w:rPr>
+                <w:b/>
+                <w:bCs/>
+              </w:rPr>
+              <w:t>4</w:t>
+            </w:r>
+          </w:p>
+        </w:tc>
+        <w:tc>
+          <w:tcPr>
+            <w:tcW w:w="0" w:type="auto"/>
+            <w:hideMark/>
+          </w:tcPr>
+          <w:p>
+            <w:pPr>
+              <w:spacing w:after="160" w:line="278" w:lineRule="auto"/>
+              <w:rPr>
+                <w:b/>
+                <w:bCs/>
+              </w:rPr>
+            </w:pPr>
+            <w:r>
+              <w:rPr>
+                <w:b/>
+                <w:bCs/>
+              </w:rPr>
+              <w:t>100</w:t>
+            </w:r>
+          </w:p>
+        </w:tc>
+        <w:tc>
+          <w:tcPr>
+            <w:tcW w:w="0" w:type="auto"/>
+            <w:hideMark/>
+          </w:tcPr>
+          <w:p>
+            <w:pPr>
+              <w:spacing w:after="160" w:line="278" w:lineRule="auto"/>
+              <w:rPr>
+                <w:b/>
+                <w:bCs/>
+              </w:rPr>
+            </w:pPr>
+            <w:r>
+              <w:rPr>
+                <w:b/>
+                <w:bCs/>
+              </w:rPr>
+              <w:t>2</w:t>
+            </w:r>
+          </w:p>
+        </w:tc>
+        <w:tc>
+          <w:tcPr>
+            <w:tcW w:w="0" w:type="auto"/>
+            <w:hideMark/>
+          </w:tcPr>
+          <w:p>
+            <w:pPr>
+              <w:spacing w:after="160" w:line="278" w:lineRule="auto"/>
+              <w:rPr>
+                <w:b/>
+                <w:bCs/>
+              </w:rPr>
+            </w:pPr>
+            <w:r>
+              <w:rPr>
+                <w:b/>
+                <w:bCs/>
+              </w:rPr>
+              <w:t>res[2]+0</w:t>
+            </w:r>
+          </w:p>
+        </w:tc>
+        <w:tc>
+          <w:tcPr>
+            <w:tcW w:w="0" w:type="auto"/>
+            <w:hideMark/>
+          </w:tcPr>
+          <w:p>
+            <w:pPr>
+              <w:spacing w:after="160" w:line="278" w:lineRule="auto"/>
+              <w:rPr>
+                <w:b/>
+                <w:bCs/>
+              </w:rPr>
+            </w:pPr>
+            <w:r>
+              <w:rPr>
+                <w:b/>
+                <w:bCs/>
+              </w:rPr>
+              <w:t>1</w:t>
+            </w:r>
+          </w:p>
+        </w:tc>
+      </w:tr>
+      <w:tr>
+        <w:tc>
+          <w:tcPr>
+            <w:tcW w:w="0" w:type="auto"/>
+            <w:hideMark/>
+          </w:tcPr>
+          <w:p>
+            <w:pPr>
+              <w:spacing w:after="160" w:line="278" w:lineRule="auto"/>
+              <w:rPr>
+                <w:b/>
+                <w:bCs/>
+              </w:rPr>
+            </w:pPr>
+            <w:r>
+              <w:rPr>
+                <w:b/>
+                <w:bCs/>
+              </w:rPr>
+              <w:t>5</w:t>
+            </w:r>
+          </w:p>
+        </w:tc>
+        <w:tc>
+          <w:tcPr>
+            <w:tcW w:w="0" w:type="auto"/>
+            <w:hideMark/>
+          </w:tcPr>
+          <w:p>
+            <w:pPr>
+              <w:spacing w:after="160" w:line="278" w:lineRule="auto"/>
+              <w:rPr>
+                <w:b/>
+                <w:bCs/>
+              </w:rPr>
+            </w:pPr>
+            <w:r>
+              <w:rPr>
+                <w:b/>
+                <w:bCs/>
+              </w:rPr>
+              <w:t>101</w:t>
+            </w:r>
+          </w:p>
+        </w:tc>
+        <w:tc>
+          <w:tcPr>
+            <w:tcW w:w="0" w:type="auto"/>
+            <w:hideMark/>
+          </w:tcPr>
+          <w:p>
+            <w:pPr>
+              <w:spacing w:after="160" w:line="278" w:lineRule="auto"/>
+              <w:rPr>
+                <w:b/>
+                <w:bCs/>
+              </w:rPr>
+            </w:pPr>
+            <w:r>
+              <w:rPr>
+                <w:b/>
+                <w:bCs/>
+              </w:rPr>
+              <w:t>2</w:t>
+            </w:r>
+          </w:p>
+        </w:tc>
+        <w:tc>
+          <w:tcPr>
+            <w:tcW w:w="0" w:type="auto"/>
+            <w:hideMark/>
+          </w:tcPr>
+          <w:p>
+            <w:pPr>
+              <w:spacing w:after="160" w:line="278" w:lineRule="auto"/>
+              <w:rPr>
+                <w:b/>
+                <w:bCs/>
+              </w:rPr>
+            </w:pPr>
+            <w:r>
+              <w:rPr>
+                <w:b/>
+                <w:bCs/>
+              </w:rPr>
+              <w:t>res[2]+1</w:t>
+            </w:r>
+          </w:p>
+        </w:tc>
+        <w:tc>
+          <w:tcPr>
+            <w:tcW w:w="0" w:type="auto"/>
+            <w:hideMark/>
+          </w:tcPr>
+          <w:p>
+            <w:pPr>
+              <w:spacing w:after="160" w:line="278" w:lineRule="auto"/>
+              <w:rPr>
+                <w:b/>
+                <w:bCs/>
+              </w:rPr>
+            </w:pPr>
+            <w:r>
+              <w:rPr>
+                <w:b/>
+                <w:bCs/>
+              </w:rPr>
+              <w:t>2</w:t>
+            </w:r>
+          </w:p>
+        </w:tc>
+      </w:tr>
+      <w:tr>
+        <w:tc>
+          <w:tcPr>
+            <w:tcW w:w="0" w:type="auto"/>
+            <w:hideMark/>
+          </w:tcPr>
+          <w:p>
+            <w:pPr>
+              <w:spacing w:after="160" w:line="278" w:lineRule="auto"/>
+              <w:rPr>
+                <w:b/>
+                <w:bCs/>
+              </w:rPr>
+            </w:pPr>
+            <w:r>
+              <w:rPr>
+                <w:b/>
+                <w:bCs/>
+              </w:rPr>
+              <w:t>6</w:t>
+            </w:r>
+          </w:p>
+        </w:tc>
+        <w:tc>
+          <w:tcPr>
+            <w:tcW w:w="0" w:type="auto"/>
+            <w:hideMark/>
+          </w:tcPr>
+          <w:p>
+            <w:pPr>
+              <w:spacing w:after="160" w:line="278" w:lineRule="auto"/>
+              <w:rPr>
+                <w:b/>
+                <w:bCs/>
+              </w:rPr>
+            </w:pPr>
+            <w:r>
+              <w:rPr>
+                <w:b/>
+                <w:bCs/>
+              </w:rPr>
+              <w:t>110</w:t>
+            </w:r>
+          </w:p>
+        </w:tc>
+        <w:tc>
+          <w:tcPr>
+            <w:tcW w:w="0" w:type="auto"/>
+            <w:hideMark/>
+          </w:tcPr>
+          <w:p>
+            <w:pPr>
+              <w:spacing w:after="160" w:line="278" w:lineRule="auto"/>
+              <w:rPr>
+                <w:b/>
+                <w:bCs/>
+              </w:rPr>
+            </w:pPr>
+            <w:r>
+              <w:rPr>
+                <w:b/>
+                <w:bCs/>
+              </w:rPr>
+              <w:t>3</w:t>
+            </w:r>
+          </w:p>
+        </w:tc>
+        <w:tc>
+          <w:tcPr>
+            <w:tcW w:w="0" w:type="auto"/>
+            <w:hideMark/>
+          </w:tcPr>
+          <w:p>
+            <w:pPr>
+              <w:spacing w:after="160" w:line="278" w:lineRule="auto"/>
+              <w:rPr>
+                <w:b/>
+                <w:bCs/>
+              </w:rPr>
+            </w:pPr>
+            <w:r>
+              <w:rPr>
+                <w:b/>
+                <w:bCs/>
+              </w:rPr>
+              <w:t>res[3]+0</w:t>
+            </w:r>
+          </w:p>
+        </w:tc>
+        <w:tc>
+          <w:tcPr>
+            <w:tcW w:w="0" w:type="auto"/>
+            <w:hideMark/>
+          </w:tcPr>
+          <w:p>
+            <w:pPr>
+              <w:spacing w:after="160" w:line="278" w:lineRule="auto"/>
+              <w:rPr>
+                <w:b/>
+                <w:bCs/>
+              </w:rPr>
+            </w:pPr>
+            <w:r>
+              <w:rPr>
+                <w:b/>
+                <w:bCs/>
+              </w:rPr>
+              <w:t>2</w:t>
+            </w:r>
+          </w:p>
+        </w:tc>
+      </w:tr>
+      <w:tr>
+        <w:tc>
+          <w:tcPr>
+            <w:tcW w:w="0" w:type="auto"/>
+            <w:hideMark/>
+          </w:tcPr>
+          <w:p>
+            <w:pPr>
+              <w:spacing w:after="160" w:line="278" w:lineRule="auto"/>
+              <w:rPr>
+                <w:b/>
+                <w:bCs/>
+              </w:rPr>
+            </w:pPr>
+            <w:r>
+              <w:rPr>
+                <w:b/>
+                <w:bCs/>
+              </w:rPr>
+              <w:t>7</w:t>
+            </w:r>
+          </w:p>
+        </w:tc>
+        <w:tc>
+          <w:tcPr>
+            <w:tcW w:w="0" w:type="auto"/>
+            <w:hideMark/>
+          </w:tcPr>
+          <w:p>
+            <w:pPr>
+              <w:spacing w:after="160" w:line="278" w:lineRule="auto"/>
+              <w:rPr>
+                <w:b/>
+                <w:bCs/>
+              </w:rPr>
+            </w:pPr>
+            <w:r>
+              <w:rPr>
+                <w:b/>
+                <w:bCs/>
+              </w:rPr>
+              <w:t>111</w:t>
+            </w:r>
+          </w:p>
+        </w:tc>
+        <w:tc>
+          <w:tcPr>
+            <w:tcW w:w="0" w:type="auto"/>
+            <w:hideMark/>
+          </w:tcPr>
+          <w:p>
+            <w:pPr>
+              <w:spacing w:after="160" w:line="278" w:lineRule="auto"/>
+              <w:rPr>
+                <w:b/>
+                <w:bCs/>
+              </w:rPr>
+            </w:pPr>
+            <w:r>
+              <w:rPr>
+                <w:b/>
+                <w:bCs/>
+              </w:rPr>
+              <w:t>3</w:t>
+            </w:r>
+          </w:p>
+        </w:tc>
+        <w:tc>
+          <w:tcPr>
+            <w:tcW w:w="0" w:type="auto"/>
+            <w:hideMark/>
+          </w:tcPr>
+          <w:p>
+            <w:pPr>
+              <w:spacing w:after="160" w:line="278" w:lineRule="auto"/>
+              <w:rPr>
+                <w:b/>
+                <w:bCs/>
+              </w:rPr>
+            </w:pPr>
+            <w:r>
+              <w:rPr>
+                <w:b/>
+                <w:bCs/>
+              </w:rPr>
+              <w:t>res[3]+1</w:t>
+            </w:r>
+          </w:p>
+        </w:tc>
+        <w:tc>
+          <w:tcPr>
+            <w:tcW w:w="0" w:type="auto"/>
+            <w:hideMark/>
+          </w:tcPr>
+          <w:p>
+            <w:pPr>
+              <w:spacing w:after="160" w:line="278" w:lineRule="auto"/>
+              <w:rPr>
+                <w:b/>
+                <w:bCs/>
+              </w:rPr>
+            </w:pPr>
+            <w:r>
+              <w:rPr>
+                <w:b/>
+                <w:bCs/>
+              </w:rPr>
+              <w:t>3</w:t>
+            </w:r>
+          </w:p>
+        </w:tc>
+      </w:tr>
+    </w:tbl>
     <w:p>
       <w:pPr>
         <w:rPr>
@@ -140,13 +1171,1180 @@
           <w:bCs/>
         </w:rPr>
       </w:pPr>
-      <w:r>
+    </w:p>
+    <w:p>
+      <w:r>
+        <w:t>class Solution {</w:t>
+      </w:r>
+    </w:p>
+    <w:p>
+      <w:r>
+        <w:t xml:space="preserve">    public int[] </w:t>
+      </w:r>
+      <w:proofErr w:type="spellStart"/>
+      <w:r>
+        <w:t>countBits</w:t>
+      </w:r>
+      <w:proofErr w:type="spellEnd"/>
+      <w:r>
+        <w:t>(int n) {</w:t>
+      </w:r>
+    </w:p>
+    <w:p>
+      <w:r>
+        <w:t>        int res[] = new int[n+1];</w:t>
+      </w:r>
+    </w:p>
+    <w:p>
+      <w:r>
+        <w:t xml:space="preserve">        for(int </w:t>
+      </w:r>
+      <w:proofErr w:type="spellStart"/>
+      <w:r>
+        <w:t>i</w:t>
+      </w:r>
+      <w:proofErr w:type="spellEnd"/>
+      <w:r>
+        <w:t xml:space="preserve"> = 0 ;</w:t>
+      </w:r>
+      <w:proofErr w:type="spellStart"/>
+      <w:r>
+        <w:t>i</w:t>
+      </w:r>
+      <w:proofErr w:type="spellEnd"/>
+      <w:r>
+        <w:t xml:space="preserve"> &lt;=</w:t>
+      </w:r>
+      <w:proofErr w:type="spellStart"/>
+      <w:r>
+        <w:t>n;i</w:t>
+      </w:r>
+      <w:proofErr w:type="spellEnd"/>
+      <w:r>
+        <w:t>++)</w:t>
+      </w:r>
+    </w:p>
+    <w:p>
+      <w:r>
+        <w:t>        {</w:t>
+      </w:r>
+    </w:p>
+    <w:p>
+      <w:r>
+        <w:t>            res[</w:t>
+      </w:r>
+      <w:proofErr w:type="spellStart"/>
+      <w:r>
+        <w:t>i</w:t>
+      </w:r>
+      <w:proofErr w:type="spellEnd"/>
+      <w:r>
+        <w:t>] = res[</w:t>
+      </w:r>
+      <w:proofErr w:type="spellStart"/>
+      <w:r>
+        <w:t>i</w:t>
+      </w:r>
+      <w:proofErr w:type="spellEnd"/>
+      <w:r>
+        <w:t>&gt;&gt;1]+(i&amp;1);</w:t>
+      </w:r>
+    </w:p>
+    <w:p>
+      <w:r>
+        <w:t>        }</w:t>
+      </w:r>
+    </w:p>
+    <w:p>
+      <w:r>
+        <w:t xml:space="preserve">        return res;   </w:t>
+      </w:r>
+    </w:p>
+    <w:p>
+      <w:r>
+        <w:t>    }</w:t>
+      </w:r>
+    </w:p>
+    <w:p>
+      <w:r>
+        <w:t>}</w:t>
+      </w:r>
+    </w:p>
+    <w:p/>
+    <w:p/>
+    <w:p/>
+    <w:p>
+      <w:pPr>
         <w:rPr>
           <w:b/>
           <w:bCs/>
         </w:rPr>
+      </w:pPr>
+      <w:r>
+        <w:rPr>
+          <w:b/>
+          <w:bCs/>
+        </w:rPr>
+        <w:lastRenderedPageBreak/>
         <w:t>APP2:</w:t>
       </w:r>
+    </w:p>
+    <w:tbl>
+      <w:tblPr>
+        <w:tblStyle w:val="TableGrid"/>
+        <w:tblW w:w="0" w:type="auto"/>
+        <w:tblLook w:val="04A0" w:firstRow="1" w:lastRow="0" w:firstColumn="1" w:lastColumn="0" w:noHBand="0" w:noVBand="1"/>
+      </w:tblPr>
+      <w:tblGrid>
+        <w:gridCol w:w="338"/>
+        <w:gridCol w:w="857"/>
+        <w:gridCol w:w="957"/>
+        <w:gridCol w:w="1741"/>
+        <w:gridCol w:w="1493"/>
+      </w:tblGrid>
+      <w:tr>
+        <w:tc>
+          <w:tcPr>
+            <w:tcW w:w="0" w:type="auto"/>
+            <w:hideMark/>
+          </w:tcPr>
+          <w:p>
+            <w:pPr>
+              <w:spacing w:after="160" w:line="278" w:lineRule="auto"/>
+              <w:rPr>
+                <w:b/>
+                <w:bCs/>
+              </w:rPr>
+            </w:pPr>
+            <w:proofErr w:type="spellStart"/>
+            <w:r>
+              <w:rPr>
+                <w:b/>
+                <w:bCs/>
+              </w:rPr>
+              <w:t>i</w:t>
+            </w:r>
+            <w:proofErr w:type="spellEnd"/>
+          </w:p>
+        </w:tc>
+        <w:tc>
+          <w:tcPr>
+            <w:tcW w:w="0" w:type="auto"/>
+            <w:hideMark/>
+          </w:tcPr>
+          <w:p>
+            <w:pPr>
+              <w:spacing w:after="160" w:line="278" w:lineRule="auto"/>
+              <w:rPr>
+                <w:b/>
+                <w:bCs/>
+              </w:rPr>
+            </w:pPr>
+            <w:r>
+              <w:rPr>
+                <w:b/>
+                <w:bCs/>
+              </w:rPr>
+              <w:t>Binary</w:t>
+            </w:r>
+          </w:p>
+        </w:tc>
+        <w:tc>
+          <w:tcPr>
+            <w:tcW w:w="0" w:type="auto"/>
+            <w:hideMark/>
+          </w:tcPr>
+          <w:p>
+            <w:pPr>
+              <w:spacing w:after="160" w:line="278" w:lineRule="auto"/>
+              <w:rPr>
+                <w:b/>
+                <w:bCs/>
+              </w:rPr>
+            </w:pPr>
+            <w:proofErr w:type="spellStart"/>
+            <w:r>
+              <w:rPr>
+                <w:b/>
+                <w:bCs/>
+              </w:rPr>
+              <w:t>i</w:t>
+            </w:r>
+            <w:proofErr w:type="spellEnd"/>
+            <w:r>
+              <w:rPr>
+                <w:b/>
+                <w:bCs/>
+              </w:rPr>
+              <w:t xml:space="preserve"> &amp; (i-1)</w:t>
+            </w:r>
+          </w:p>
+        </w:tc>
+        <w:tc>
+          <w:tcPr>
+            <w:tcW w:w="0" w:type="auto"/>
+            <w:hideMark/>
+          </w:tcPr>
+          <w:p>
+            <w:pPr>
+              <w:spacing w:after="160" w:line="278" w:lineRule="auto"/>
+              <w:rPr>
+                <w:b/>
+                <w:bCs/>
+              </w:rPr>
+            </w:pPr>
+            <w:r>
+              <w:rPr>
+                <w:b/>
+                <w:bCs/>
+              </w:rPr>
+              <w:t>Binary of result</w:t>
+            </w:r>
+          </w:p>
+        </w:tc>
+        <w:tc>
+          <w:tcPr>
+            <w:tcW w:w="0" w:type="auto"/>
+            <w:hideMark/>
+          </w:tcPr>
+          <w:p>
+            <w:pPr>
+              <w:spacing w:after="160" w:line="278" w:lineRule="auto"/>
+              <w:rPr>
+                <w:b/>
+                <w:bCs/>
+              </w:rPr>
+            </w:pPr>
+            <w:r>
+              <w:rPr>
+                <w:b/>
+                <w:bCs/>
+              </w:rPr>
+              <w:t>res[</w:t>
+            </w:r>
+            <w:proofErr w:type="spellStart"/>
+            <w:r>
+              <w:rPr>
+                <w:b/>
+                <w:bCs/>
+              </w:rPr>
+              <w:t>i</w:t>
+            </w:r>
+            <w:proofErr w:type="spellEnd"/>
+            <w:r>
+              <w:rPr>
+                <w:b/>
+                <w:bCs/>
+              </w:rPr>
+              <w:t>]</w:t>
+            </w:r>
+          </w:p>
+        </w:tc>
+      </w:tr>
+      <w:tr>
+        <w:tc>
+          <w:tcPr>
+            <w:tcW w:w="0" w:type="auto"/>
+            <w:hideMark/>
+          </w:tcPr>
+          <w:p>
+            <w:pPr>
+              <w:spacing w:after="160" w:line="278" w:lineRule="auto"/>
+              <w:rPr>
+                <w:b/>
+                <w:bCs/>
+              </w:rPr>
+            </w:pPr>
+            <w:r>
+              <w:rPr>
+                <w:b/>
+                <w:bCs/>
+              </w:rPr>
+              <w:t>0</w:t>
+            </w:r>
+          </w:p>
+        </w:tc>
+        <w:tc>
+          <w:tcPr>
+            <w:tcW w:w="0" w:type="auto"/>
+            <w:hideMark/>
+          </w:tcPr>
+          <w:p>
+            <w:pPr>
+              <w:spacing w:after="160" w:line="278" w:lineRule="auto"/>
+              <w:rPr>
+                <w:b/>
+                <w:bCs/>
+              </w:rPr>
+            </w:pPr>
+            <w:r>
+              <w:rPr>
+                <w:b/>
+                <w:bCs/>
+              </w:rPr>
+              <w:t>000</w:t>
+            </w:r>
+          </w:p>
+        </w:tc>
+        <w:tc>
+          <w:tcPr>
+            <w:tcW w:w="0" w:type="auto"/>
+            <w:hideMark/>
+          </w:tcPr>
+          <w:p>
+            <w:pPr>
+              <w:spacing w:after="160" w:line="278" w:lineRule="auto"/>
+              <w:rPr>
+                <w:b/>
+                <w:bCs/>
+              </w:rPr>
+            </w:pPr>
+            <w:r>
+              <w:rPr>
+                <w:b/>
+                <w:bCs/>
+              </w:rPr>
+              <w:t>-</w:t>
+            </w:r>
+          </w:p>
+        </w:tc>
+        <w:tc>
+          <w:tcPr>
+            <w:tcW w:w="0" w:type="auto"/>
+            <w:hideMark/>
+          </w:tcPr>
+          <w:p>
+            <w:pPr>
+              <w:spacing w:after="160" w:line="278" w:lineRule="auto"/>
+              <w:rPr>
+                <w:b/>
+                <w:bCs/>
+              </w:rPr>
+            </w:pPr>
+            <w:r>
+              <w:rPr>
+                <w:b/>
+                <w:bCs/>
+              </w:rPr>
+              <w:t>-</w:t>
+            </w:r>
+          </w:p>
+        </w:tc>
+        <w:tc>
+          <w:tcPr>
+            <w:tcW w:w="0" w:type="auto"/>
+            <w:hideMark/>
+          </w:tcPr>
+          <w:p>
+            <w:pPr>
+              <w:spacing w:after="160" w:line="278" w:lineRule="auto"/>
+              <w:rPr>
+                <w:b/>
+                <w:bCs/>
+              </w:rPr>
+            </w:pPr>
+            <w:r>
+              <w:rPr>
+                <w:b/>
+                <w:bCs/>
+              </w:rPr>
+              <w:t>0</w:t>
+            </w:r>
+          </w:p>
+        </w:tc>
+      </w:tr>
+      <w:tr>
+        <w:tc>
+          <w:tcPr>
+            <w:tcW w:w="0" w:type="auto"/>
+            <w:hideMark/>
+          </w:tcPr>
+          <w:p>
+            <w:pPr>
+              <w:spacing w:after="160" w:line="278" w:lineRule="auto"/>
+              <w:rPr>
+                <w:b/>
+                <w:bCs/>
+              </w:rPr>
+            </w:pPr>
+            <w:r>
+              <w:rPr>
+                <w:b/>
+                <w:bCs/>
+              </w:rPr>
+              <w:t>1</w:t>
+            </w:r>
+          </w:p>
+        </w:tc>
+        <w:tc>
+          <w:tcPr>
+            <w:tcW w:w="0" w:type="auto"/>
+            <w:hideMark/>
+          </w:tcPr>
+          <w:p>
+            <w:pPr>
+              <w:spacing w:after="160" w:line="278" w:lineRule="auto"/>
+              <w:rPr>
+                <w:b/>
+                <w:bCs/>
+              </w:rPr>
+            </w:pPr>
+            <w:r>
+              <w:rPr>
+                <w:b/>
+                <w:bCs/>
+              </w:rPr>
+              <w:t>001</w:t>
+            </w:r>
+          </w:p>
+        </w:tc>
+        <w:tc>
+          <w:tcPr>
+            <w:tcW w:w="0" w:type="auto"/>
+            <w:hideMark/>
+          </w:tcPr>
+          <w:p>
+            <w:pPr>
+              <w:spacing w:after="160" w:line="278" w:lineRule="auto"/>
+              <w:rPr>
+                <w:b/>
+                <w:bCs/>
+              </w:rPr>
+            </w:pPr>
+            <w:r>
+              <w:rPr>
+                <w:b/>
+                <w:bCs/>
+              </w:rPr>
+              <w:t>0</w:t>
+            </w:r>
+          </w:p>
+        </w:tc>
+        <w:tc>
+          <w:tcPr>
+            <w:tcW w:w="0" w:type="auto"/>
+            <w:hideMark/>
+          </w:tcPr>
+          <w:p>
+            <w:pPr>
+              <w:spacing w:after="160" w:line="278" w:lineRule="auto"/>
+              <w:rPr>
+                <w:b/>
+                <w:bCs/>
+              </w:rPr>
+            </w:pPr>
+            <w:r>
+              <w:rPr>
+                <w:b/>
+                <w:bCs/>
+              </w:rPr>
+              <w:t>000</w:t>
+            </w:r>
+          </w:p>
+        </w:tc>
+        <w:tc>
+          <w:tcPr>
+            <w:tcW w:w="0" w:type="auto"/>
+            <w:hideMark/>
+          </w:tcPr>
+          <w:p>
+            <w:pPr>
+              <w:spacing w:after="160" w:line="278" w:lineRule="auto"/>
+              <w:rPr>
+                <w:b/>
+                <w:bCs/>
+              </w:rPr>
+            </w:pPr>
+            <w:r>
+              <w:rPr>
+                <w:b/>
+                <w:bCs/>
+              </w:rPr>
+              <w:t>res[0] + 1 = 1</w:t>
+            </w:r>
+          </w:p>
+        </w:tc>
+      </w:tr>
+      <w:tr>
+        <w:tc>
+          <w:tcPr>
+            <w:tcW w:w="0" w:type="auto"/>
+            <w:hideMark/>
+          </w:tcPr>
+          <w:p>
+            <w:pPr>
+              <w:spacing w:after="160" w:line="278" w:lineRule="auto"/>
+              <w:rPr>
+                <w:b/>
+                <w:bCs/>
+              </w:rPr>
+            </w:pPr>
+            <w:r>
+              <w:rPr>
+                <w:b/>
+                <w:bCs/>
+              </w:rPr>
+              <w:t>2</w:t>
+            </w:r>
+          </w:p>
+        </w:tc>
+        <w:tc>
+          <w:tcPr>
+            <w:tcW w:w="0" w:type="auto"/>
+            <w:hideMark/>
+          </w:tcPr>
+          <w:p>
+            <w:pPr>
+              <w:spacing w:after="160" w:line="278" w:lineRule="auto"/>
+              <w:rPr>
+                <w:b/>
+                <w:bCs/>
+              </w:rPr>
+            </w:pPr>
+            <w:r>
+              <w:rPr>
+                <w:b/>
+                <w:bCs/>
+              </w:rPr>
+              <w:t>010</w:t>
+            </w:r>
+          </w:p>
+        </w:tc>
+        <w:tc>
+          <w:tcPr>
+            <w:tcW w:w="0" w:type="auto"/>
+            <w:hideMark/>
+          </w:tcPr>
+          <w:p>
+            <w:pPr>
+              <w:spacing w:after="160" w:line="278" w:lineRule="auto"/>
+              <w:rPr>
+                <w:b/>
+                <w:bCs/>
+              </w:rPr>
+            </w:pPr>
+            <w:r>
+              <w:rPr>
+                <w:b/>
+                <w:bCs/>
+              </w:rPr>
+              <w:t>0</w:t>
+            </w:r>
+          </w:p>
+        </w:tc>
+        <w:tc>
+          <w:tcPr>
+            <w:tcW w:w="0" w:type="auto"/>
+            <w:hideMark/>
+          </w:tcPr>
+          <w:p>
+            <w:pPr>
+              <w:spacing w:after="160" w:line="278" w:lineRule="auto"/>
+              <w:rPr>
+                <w:b/>
+                <w:bCs/>
+              </w:rPr>
+            </w:pPr>
+            <w:r>
+              <w:rPr>
+                <w:b/>
+                <w:bCs/>
+              </w:rPr>
+              <w:t>000</w:t>
+            </w:r>
+          </w:p>
+        </w:tc>
+        <w:tc>
+          <w:tcPr>
+            <w:tcW w:w="0" w:type="auto"/>
+            <w:hideMark/>
+          </w:tcPr>
+          <w:p>
+            <w:pPr>
+              <w:spacing w:after="160" w:line="278" w:lineRule="auto"/>
+              <w:rPr>
+                <w:b/>
+                <w:bCs/>
+              </w:rPr>
+            </w:pPr>
+            <w:r>
+              <w:rPr>
+                <w:b/>
+                <w:bCs/>
+              </w:rPr>
+              <w:t>res[0] + 1 = 1</w:t>
+            </w:r>
+          </w:p>
+        </w:tc>
+      </w:tr>
+      <w:tr>
+        <w:tc>
+          <w:tcPr>
+            <w:tcW w:w="0" w:type="auto"/>
+            <w:hideMark/>
+          </w:tcPr>
+          <w:p>
+            <w:pPr>
+              <w:spacing w:after="160" w:line="278" w:lineRule="auto"/>
+              <w:rPr>
+                <w:b/>
+                <w:bCs/>
+              </w:rPr>
+            </w:pPr>
+            <w:r>
+              <w:rPr>
+                <w:b/>
+                <w:bCs/>
+              </w:rPr>
+              <w:t>3</w:t>
+            </w:r>
+          </w:p>
+        </w:tc>
+        <w:tc>
+          <w:tcPr>
+            <w:tcW w:w="0" w:type="auto"/>
+            <w:hideMark/>
+          </w:tcPr>
+          <w:p>
+            <w:pPr>
+              <w:spacing w:after="160" w:line="278" w:lineRule="auto"/>
+              <w:rPr>
+                <w:b/>
+                <w:bCs/>
+              </w:rPr>
+            </w:pPr>
+            <w:r>
+              <w:rPr>
+                <w:b/>
+                <w:bCs/>
+              </w:rPr>
+              <w:t>011</w:t>
+            </w:r>
+          </w:p>
+        </w:tc>
+        <w:tc>
+          <w:tcPr>
+            <w:tcW w:w="0" w:type="auto"/>
+            <w:hideMark/>
+          </w:tcPr>
+          <w:p>
+            <w:pPr>
+              <w:spacing w:after="160" w:line="278" w:lineRule="auto"/>
+              <w:rPr>
+                <w:b/>
+                <w:bCs/>
+              </w:rPr>
+            </w:pPr>
+            <w:r>
+              <w:rPr>
+                <w:b/>
+                <w:bCs/>
+              </w:rPr>
+              <w:t>2</w:t>
+            </w:r>
+          </w:p>
+        </w:tc>
+        <w:tc>
+          <w:tcPr>
+            <w:tcW w:w="0" w:type="auto"/>
+            <w:hideMark/>
+          </w:tcPr>
+          <w:p>
+            <w:pPr>
+              <w:spacing w:after="160" w:line="278" w:lineRule="auto"/>
+              <w:rPr>
+                <w:b/>
+                <w:bCs/>
+              </w:rPr>
+            </w:pPr>
+            <w:r>
+              <w:rPr>
+                <w:b/>
+                <w:bCs/>
+              </w:rPr>
+              <w:t>010</w:t>
+            </w:r>
+          </w:p>
+        </w:tc>
+        <w:tc>
+          <w:tcPr>
+            <w:tcW w:w="0" w:type="auto"/>
+            <w:hideMark/>
+          </w:tcPr>
+          <w:p>
+            <w:pPr>
+              <w:spacing w:after="160" w:line="278" w:lineRule="auto"/>
+              <w:rPr>
+                <w:b/>
+                <w:bCs/>
+              </w:rPr>
+            </w:pPr>
+            <w:r>
+              <w:rPr>
+                <w:b/>
+                <w:bCs/>
+              </w:rPr>
+              <w:t>res[2] + 1 = 2</w:t>
+            </w:r>
+          </w:p>
+        </w:tc>
+      </w:tr>
+      <w:tr>
+        <w:tc>
+          <w:tcPr>
+            <w:tcW w:w="0" w:type="auto"/>
+            <w:hideMark/>
+          </w:tcPr>
+          <w:p>
+            <w:pPr>
+              <w:spacing w:after="160" w:line="278" w:lineRule="auto"/>
+              <w:rPr>
+                <w:b/>
+                <w:bCs/>
+              </w:rPr>
+            </w:pPr>
+            <w:r>
+              <w:rPr>
+                <w:b/>
+                <w:bCs/>
+              </w:rPr>
+              <w:t>4</w:t>
+            </w:r>
+          </w:p>
+        </w:tc>
+        <w:tc>
+          <w:tcPr>
+            <w:tcW w:w="0" w:type="auto"/>
+            <w:hideMark/>
+          </w:tcPr>
+          <w:p>
+            <w:pPr>
+              <w:spacing w:after="160" w:line="278" w:lineRule="auto"/>
+              <w:rPr>
+                <w:b/>
+                <w:bCs/>
+              </w:rPr>
+            </w:pPr>
+            <w:r>
+              <w:rPr>
+                <w:b/>
+                <w:bCs/>
+              </w:rPr>
+              <w:t>100</w:t>
+            </w:r>
+          </w:p>
+        </w:tc>
+        <w:tc>
+          <w:tcPr>
+            <w:tcW w:w="0" w:type="auto"/>
+            <w:hideMark/>
+          </w:tcPr>
+          <w:p>
+            <w:pPr>
+              <w:spacing w:after="160" w:line="278" w:lineRule="auto"/>
+              <w:rPr>
+                <w:b/>
+                <w:bCs/>
+              </w:rPr>
+            </w:pPr>
+            <w:r>
+              <w:rPr>
+                <w:b/>
+                <w:bCs/>
+              </w:rPr>
+              <w:t>0</w:t>
+            </w:r>
+          </w:p>
+        </w:tc>
+        <w:tc>
+          <w:tcPr>
+            <w:tcW w:w="0" w:type="auto"/>
+            <w:hideMark/>
+          </w:tcPr>
+          <w:p>
+            <w:pPr>
+              <w:spacing w:after="160" w:line="278" w:lineRule="auto"/>
+              <w:rPr>
+                <w:b/>
+                <w:bCs/>
+              </w:rPr>
+            </w:pPr>
+            <w:r>
+              <w:rPr>
+                <w:b/>
+                <w:bCs/>
+              </w:rPr>
+              <w:t>000</w:t>
+            </w:r>
+          </w:p>
+        </w:tc>
+        <w:tc>
+          <w:tcPr>
+            <w:tcW w:w="0" w:type="auto"/>
+            <w:hideMark/>
+          </w:tcPr>
+          <w:p>
+            <w:pPr>
+              <w:spacing w:after="160" w:line="278" w:lineRule="auto"/>
+              <w:rPr>
+                <w:b/>
+                <w:bCs/>
+              </w:rPr>
+            </w:pPr>
+            <w:r>
+              <w:rPr>
+                <w:b/>
+                <w:bCs/>
+              </w:rPr>
+              <w:t>res[0] + 1 = 1</w:t>
+            </w:r>
+          </w:p>
+        </w:tc>
+      </w:tr>
+      <w:tr>
+        <w:tc>
+          <w:tcPr>
+            <w:tcW w:w="0" w:type="auto"/>
+            <w:hideMark/>
+          </w:tcPr>
+          <w:p>
+            <w:pPr>
+              <w:spacing w:after="160" w:line="278" w:lineRule="auto"/>
+              <w:rPr>
+                <w:b/>
+                <w:bCs/>
+              </w:rPr>
+            </w:pPr>
+            <w:r>
+              <w:rPr>
+                <w:b/>
+                <w:bCs/>
+              </w:rPr>
+              <w:t>5</w:t>
+            </w:r>
+          </w:p>
+        </w:tc>
+        <w:tc>
+          <w:tcPr>
+            <w:tcW w:w="0" w:type="auto"/>
+            <w:hideMark/>
+          </w:tcPr>
+          <w:p>
+            <w:pPr>
+              <w:spacing w:after="160" w:line="278" w:lineRule="auto"/>
+              <w:rPr>
+                <w:b/>
+                <w:bCs/>
+              </w:rPr>
+            </w:pPr>
+            <w:r>
+              <w:rPr>
+                <w:b/>
+                <w:bCs/>
+              </w:rPr>
+              <w:t>101</w:t>
+            </w:r>
+          </w:p>
+        </w:tc>
+        <w:tc>
+          <w:tcPr>
+            <w:tcW w:w="0" w:type="auto"/>
+            <w:hideMark/>
+          </w:tcPr>
+          <w:p>
+            <w:pPr>
+              <w:spacing w:after="160" w:line="278" w:lineRule="auto"/>
+              <w:rPr>
+                <w:b/>
+                <w:bCs/>
+              </w:rPr>
+            </w:pPr>
+            <w:r>
+              <w:rPr>
+                <w:b/>
+                <w:bCs/>
+              </w:rPr>
+              <w:t>4</w:t>
+            </w:r>
+          </w:p>
+        </w:tc>
+        <w:tc>
+          <w:tcPr>
+            <w:tcW w:w="0" w:type="auto"/>
+            <w:hideMark/>
+          </w:tcPr>
+          <w:p>
+            <w:pPr>
+              <w:spacing w:after="160" w:line="278" w:lineRule="auto"/>
+              <w:rPr>
+                <w:b/>
+                <w:bCs/>
+              </w:rPr>
+            </w:pPr>
+            <w:r>
+              <w:rPr>
+                <w:b/>
+                <w:bCs/>
+              </w:rPr>
+              <w:t>100</w:t>
+            </w:r>
+          </w:p>
+        </w:tc>
+        <w:tc>
+          <w:tcPr>
+            <w:tcW w:w="0" w:type="auto"/>
+            <w:hideMark/>
+          </w:tcPr>
+          <w:p>
+            <w:pPr>
+              <w:spacing w:after="160" w:line="278" w:lineRule="auto"/>
+              <w:rPr>
+                <w:b/>
+                <w:bCs/>
+              </w:rPr>
+            </w:pPr>
+            <w:r>
+              <w:rPr>
+                <w:b/>
+                <w:bCs/>
+              </w:rPr>
+              <w:t>res[4] + 1 = 2</w:t>
+            </w:r>
+          </w:p>
+        </w:tc>
+      </w:tr>
+      <w:tr>
+        <w:tc>
+          <w:tcPr>
+            <w:tcW w:w="0" w:type="auto"/>
+            <w:hideMark/>
+          </w:tcPr>
+          <w:p>
+            <w:pPr>
+              <w:spacing w:after="160" w:line="278" w:lineRule="auto"/>
+              <w:rPr>
+                <w:b/>
+                <w:bCs/>
+              </w:rPr>
+            </w:pPr>
+            <w:r>
+              <w:rPr>
+                <w:b/>
+                <w:bCs/>
+              </w:rPr>
+              <w:t>6</w:t>
+            </w:r>
+          </w:p>
+        </w:tc>
+        <w:tc>
+          <w:tcPr>
+            <w:tcW w:w="0" w:type="auto"/>
+            <w:hideMark/>
+          </w:tcPr>
+          <w:p>
+            <w:pPr>
+              <w:spacing w:after="160" w:line="278" w:lineRule="auto"/>
+              <w:rPr>
+                <w:b/>
+                <w:bCs/>
+              </w:rPr>
+            </w:pPr>
+            <w:r>
+              <w:rPr>
+                <w:b/>
+                <w:bCs/>
+              </w:rPr>
+              <w:t>110</w:t>
+            </w:r>
+          </w:p>
+        </w:tc>
+        <w:tc>
+          <w:tcPr>
+            <w:tcW w:w="0" w:type="auto"/>
+            <w:hideMark/>
+          </w:tcPr>
+          <w:p>
+            <w:pPr>
+              <w:spacing w:after="160" w:line="278" w:lineRule="auto"/>
+              <w:rPr>
+                <w:b/>
+                <w:bCs/>
+              </w:rPr>
+            </w:pPr>
+            <w:r>
+              <w:rPr>
+                <w:b/>
+                <w:bCs/>
+              </w:rPr>
+              <w:t>4</w:t>
+            </w:r>
+          </w:p>
+        </w:tc>
+        <w:tc>
+          <w:tcPr>
+            <w:tcW w:w="0" w:type="auto"/>
+            <w:hideMark/>
+          </w:tcPr>
+          <w:p>
+            <w:pPr>
+              <w:spacing w:after="160" w:line="278" w:lineRule="auto"/>
+              <w:rPr>
+                <w:b/>
+                <w:bCs/>
+              </w:rPr>
+            </w:pPr>
+            <w:r>
+              <w:rPr>
+                <w:b/>
+                <w:bCs/>
+              </w:rPr>
+              <w:t>100</w:t>
+            </w:r>
+          </w:p>
+        </w:tc>
+        <w:tc>
+          <w:tcPr>
+            <w:tcW w:w="0" w:type="auto"/>
+            <w:hideMark/>
+          </w:tcPr>
+          <w:p>
+            <w:pPr>
+              <w:spacing w:after="160" w:line="278" w:lineRule="auto"/>
+              <w:rPr>
+                <w:b/>
+                <w:bCs/>
+              </w:rPr>
+            </w:pPr>
+            <w:r>
+              <w:rPr>
+                <w:b/>
+                <w:bCs/>
+              </w:rPr>
+              <w:t>res[4] + 1 = 2</w:t>
+            </w:r>
+          </w:p>
+        </w:tc>
+      </w:tr>
+      <w:tr>
+        <w:tc>
+          <w:tcPr>
+            <w:tcW w:w="0" w:type="auto"/>
+            <w:hideMark/>
+          </w:tcPr>
+          <w:p>
+            <w:pPr>
+              <w:spacing w:after="160" w:line="278" w:lineRule="auto"/>
+              <w:rPr>
+                <w:b/>
+                <w:bCs/>
+              </w:rPr>
+            </w:pPr>
+            <w:r>
+              <w:rPr>
+                <w:b/>
+                <w:bCs/>
+              </w:rPr>
+              <w:t>7</w:t>
+            </w:r>
+          </w:p>
+        </w:tc>
+        <w:tc>
+          <w:tcPr>
+            <w:tcW w:w="0" w:type="auto"/>
+            <w:hideMark/>
+          </w:tcPr>
+          <w:p>
+            <w:pPr>
+              <w:spacing w:after="160" w:line="278" w:lineRule="auto"/>
+              <w:rPr>
+                <w:b/>
+                <w:bCs/>
+              </w:rPr>
+            </w:pPr>
+            <w:r>
+              <w:rPr>
+                <w:b/>
+                <w:bCs/>
+              </w:rPr>
+              <w:t>111</w:t>
+            </w:r>
+          </w:p>
+        </w:tc>
+        <w:tc>
+          <w:tcPr>
+            <w:tcW w:w="0" w:type="auto"/>
+            <w:hideMark/>
+          </w:tcPr>
+          <w:p>
+            <w:pPr>
+              <w:spacing w:after="160" w:line="278" w:lineRule="auto"/>
+              <w:rPr>
+                <w:b/>
+                <w:bCs/>
+              </w:rPr>
+            </w:pPr>
+            <w:r>
+              <w:rPr>
+                <w:b/>
+                <w:bCs/>
+              </w:rPr>
+              <w:t>6</w:t>
+            </w:r>
+          </w:p>
+        </w:tc>
+        <w:tc>
+          <w:tcPr>
+            <w:tcW w:w="0" w:type="auto"/>
+            <w:hideMark/>
+          </w:tcPr>
+          <w:p>
+            <w:pPr>
+              <w:spacing w:after="160" w:line="278" w:lineRule="auto"/>
+              <w:rPr>
+                <w:b/>
+                <w:bCs/>
+              </w:rPr>
+            </w:pPr>
+            <w:r>
+              <w:rPr>
+                <w:b/>
+                <w:bCs/>
+              </w:rPr>
+              <w:t>110</w:t>
+            </w:r>
+          </w:p>
+        </w:tc>
+        <w:tc>
+          <w:tcPr>
+            <w:tcW w:w="0" w:type="auto"/>
+            <w:hideMark/>
+          </w:tcPr>
+          <w:p>
+            <w:pPr>
+              <w:spacing w:after="160" w:line="278" w:lineRule="auto"/>
+              <w:rPr>
+                <w:b/>
+                <w:bCs/>
+              </w:rPr>
+            </w:pPr>
+            <w:r>
+              <w:rPr>
+                <w:b/>
+                <w:bCs/>
+              </w:rPr>
+              <w:t>res[6] + 1 = 3</w:t>
+            </w:r>
+          </w:p>
+        </w:tc>
+      </w:tr>
+    </w:tbl>
+    <w:p>
+      <w:pPr>
+        <w:rPr>
+          <w:b/>
+          <w:bCs/>
+        </w:rPr>
+      </w:pPr>
     </w:p>
     <w:p>
       <w:r>
@@ -155,7 +2353,15 @@
     </w:p>
     <w:p>
       <w:r>
-        <w:t xml:space="preserve">    public int[] countBits(int n) {</w:t>
+        <w:t xml:space="preserve">    public int[] </w:t>
+      </w:r>
+      <w:proofErr w:type="spellStart"/>
+      <w:r>
+        <w:t>countBits</w:t>
+      </w:r>
+      <w:proofErr w:type="spellEnd"/>
+      <w:r>
+        <w:t>(int n) {</w:t>
       </w:r>
     </w:p>
     <w:p>
@@ -165,12 +2371,60 @@
     </w:p>
     <w:p>
       <w:r>
-        <w:t xml:space="preserve">        for(int i = 1; i &lt;= n; i++) {</w:t>
+        <w:t xml:space="preserve">        for(int </w:t>
+      </w:r>
+      <w:proofErr w:type="spellStart"/>
+      <w:r>
+        <w:t>i</w:t>
+      </w:r>
+      <w:proofErr w:type="spellEnd"/>
+      <w:r>
+        <w:t xml:space="preserve"> = 1; </w:t>
+      </w:r>
+      <w:proofErr w:type="spellStart"/>
+      <w:r>
+        <w:t>i</w:t>
+      </w:r>
+      <w:proofErr w:type="spellEnd"/>
+      <w:r>
+        <w:t xml:space="preserve"> &lt;= n; </w:t>
+      </w:r>
+      <w:proofErr w:type="spellStart"/>
+      <w:r>
+        <w:t>i</w:t>
+      </w:r>
+      <w:proofErr w:type="spellEnd"/>
+      <w:r>
+        <w:t>++) {</w:t>
       </w:r>
     </w:p>
     <w:p>
       <w:r>
-        <w:t xml:space="preserve">            res[i] = res[i &amp; (i - 1)] + 1;</w:t>
+        <w:t xml:space="preserve">            res[</w:t>
+      </w:r>
+      <w:proofErr w:type="spellStart"/>
+      <w:r>
+        <w:t>i</w:t>
+      </w:r>
+      <w:proofErr w:type="spellEnd"/>
+      <w:r>
+        <w:t>] = res[</w:t>
+      </w:r>
+      <w:proofErr w:type="spellStart"/>
+      <w:r>
+        <w:t>i</w:t>
+      </w:r>
+      <w:proofErr w:type="spellEnd"/>
+      <w:r>
+        <w:t xml:space="preserve"> &amp; (</w:t>
+      </w:r>
+      <w:proofErr w:type="spellStart"/>
+      <w:r>
+        <w:t>i</w:t>
+      </w:r>
+      <w:proofErr w:type="spellEnd"/>
+      <w:r>
+        <w:t xml:space="preserve"> - 1)] + 1;</w:t>
       </w:r>
     </w:p>
     <w:p>
@@ -809,7 +3063,6 @@
   <w:style w:type="character" w:default="1" w:styleId="DefaultParagraphFont">
     <w:name w:val="Default Paragraph Font"/>
     <w:uiPriority w:val="1"/>
-    <w:semiHidden/>
     <w:unhideWhenUsed/>
   </w:style>
   <w:style w:type="table" w:default="1" w:styleId="TableNormal">
@@ -1125,6 +3378,25 @@
       <w:spacing w:val="5"/>
     </w:rPr>
   </w:style>
+  <w:style w:type="table" w:styleId="TableGrid">
+    <w:name w:val="Table Grid"/>
+    <w:basedOn w:val="TableNormal"/>
+    <w:uiPriority w:val="39"/>
+    <w:rsid w:val="00A836A6"/>
+    <w:pPr>
+      <w:spacing w:after="0" w:line="240" w:lineRule="auto"/>
+    </w:pPr>
+    <w:tblPr>
+      <w:tblBorders>
+        <w:top w:val="single" w:sz="4" w:space="0" w:color="auto"/>
+        <w:left w:val="single" w:sz="4" w:space="0" w:color="auto"/>
+        <w:bottom w:val="single" w:sz="4" w:space="0" w:color="auto"/>
+        <w:right w:val="single" w:sz="4" w:space="0" w:color="auto"/>
+        <w:insideH w:val="single" w:sz="4" w:space="0" w:color="auto"/>
+        <w:insideV w:val="single" w:sz="4" w:space="0" w:color="auto"/>
+      </w:tblBorders>
+    </w:tblPr>
+  </w:style>
 </w:styles>
 </file>
 
